--- a/p1.2/P1.2_DiegoGarciaMartinez.docx
+++ b/p1.2/P1.2_DiegoGarciaMartinez.docx
@@ -36,28 +36,13 @@
           <w:rPr>
             <w:rStyle w:val="Hipervnculo"/>
           </w:rPr>
-          <w:t>https://www.figma.com/design/p3JWpe1BrRd1YTMdBUnBR9/FitApp---Dise%C3%B1o-de-Vistas?node-id=0-1&amp;m=</w:t>
-        </w:r>
-        <w:proofErr w:type="spellStart"/>
-        <w:r>
-          <w:rPr>
-            <w:rStyle w:val="Hipervnculo"/>
-          </w:rPr>
-          <w:t>dev&amp;t</w:t>
-        </w:r>
-        <w:proofErr w:type="spellEnd"/>
-        <w:r>
-          <w:rPr>
-            <w:rStyle w:val="Hipervnculo"/>
-          </w:rPr>
-          <w:t>=MJNqLtbTr2BdC6ma-1</w:t>
+          <w:t>https://www.figma.com/design/2wY5DcpJTtY7vF7xbtp86T/Sin-t%C3%ADtulo?node-id=0-1&amp;t=DV2xzz4mGklAPnS0-1</w:t>
         </w:r>
       </w:hyperlink>
       <w:r>
         <w:t xml:space="preserve"> </w:t>
       </w:r>
     </w:p>
-    <w:p/>
     <w:sectPr>
       <w:pgSz w:w="12240" w:h="15840"/>
       <w:pgMar w:top="1417" w:right="1701" w:bottom="1417" w:left="1701" w:header="708" w:footer="708" w:gutter="0"/>
